--- a/rus/docx/010.content.docx
+++ b/rus/docx/010.content.docx
@@ -150,26 +150,6 @@
           <w:lang w:val="ru_RU" w:bidi="ru_RU"/>
         </w:rPr>
         <w:t>Л</w:t>
-      </w:r>
-      <w:r>
-        <w:rPr>
-          <w:lang w:val="ru_RU" w:bidi="ru_RU"/>
-        </w:rPr>
-      </w:r>
-    </w:p>
-    <w:p>
-      <w:pPr/>
-      <w:r>
-        <w:rPr>
-          <w:lang w:val="ru_RU" w:bidi="ru_RU"/>
-        </w:rPr>
-      </w:r>
-      <w:r>
-        <w:rPr>
-          <w:i/>
-          <w:lang w:val="ru_RU" w:bidi="ru_RU"/>
-        </w:rPr>
-        <w:t>Любовь</w:t>
       </w:r>
       <w:r>
         <w:rPr>

--- a/rus/docx/010.content.docx
+++ b/rus/docx/010.content.docx
@@ -19,7 +19,7 @@
         <w:rPr>
           <w:lang w:val="ru_RU" w:bidi="ru_RU"/>
         </w:rPr>
-        <w:t>Resource: Библейский словарь (Тиндейл)</w:t>
+        <w:t>Resource: Tyndale Open Bible Dictionary</w:t>
       </w:r>
       <w:r>
         <w:rPr>
@@ -112,7 +112,7 @@
         <w:rPr>
           <w:lang w:val="ru_RU" w:bidi="ru_RU"/>
         </w:rPr>
-        <w:t>Библейский словарь (Тиндейл)</w:t>
+        <w:t>Tyndale Open Bible Dictionary</w:t>
       </w:r>
     </w:p>
     <w:p>

--- a/rus/docx/010.content.docx
+++ b/rus/docx/010.content.docx
@@ -19,7 +19,7 @@
         <w:rPr>
           <w:lang w:val="ru_RU" w:bidi="ru_RU"/>
         </w:rPr>
-        <w:t>Resource: Tyndale Open Bible Dictionary</w:t>
+        <w:t>Resource: Aquifer Open Bible Dictionary</w:t>
       </w:r>
       <w:r>
         <w:rPr>
@@ -112,7 +112,7 @@
         <w:rPr>
           <w:lang w:val="ru_RU" w:bidi="ru_RU"/>
         </w:rPr>
-        <w:t>Tyndale Open Bible Dictionary</w:t>
+        <w:t>Aquifer Open Bible Dictionary</w:t>
       </w:r>
     </w:p>
     <w:p>

--- a/rus/docx/010.content.docx
+++ b/rus/docx/010.content.docx
@@ -297,18 +297,12 @@
         </w:rPr>
         <w:t xml:space="preserve"> которое иногда переводится как «верность», но чаще — «милость» или «доброта» (</w:t>
       </w:r>
-      <w:hyperlink r:id="rId13">
-        <w:r>
-          <w:rPr>
-            <w:lang w:val="ru_RU" w:bidi="ru_RU"/>
-          </w:rPr>
-          <w:rPr>
-            <w:color w:val="0000EE"/>
-            <w:u w:val="single"/>
-          </w:rPr>
-          <w:t>2Цар.22:26</w:t>
-        </w:r>
-      </w:hyperlink>
+      <w:r>
+        <w:rPr>
+          <w:lang w:val="ru_RU" w:bidi="ru_RU"/>
+        </w:rPr>
+        <w:t>2Цар.22:26</w:t>
+      </w:r>
       <w:r>
         <w:rPr>
           <w:lang w:val="ru_RU" w:bidi="ru_RU"/>
@@ -329,72 +323,48 @@
         </w:rPr>
         <w:t xml:space="preserve">Значение этого важного слова становится ясным из таких отрывков, как: </w:t>
       </w:r>
-      <w:hyperlink r:id="rId14">
-        <w:r>
-          <w:rPr>
-            <w:lang w:val="ru_RU" w:bidi="ru_RU"/>
-          </w:rPr>
-          <w:rPr>
-            <w:color w:val="0000EE"/>
-            <w:u w:val="single"/>
-          </w:rPr>
-          <w:t>Осия 2:19–20</w:t>
-        </w:r>
-      </w:hyperlink>
+      <w:r>
+        <w:rPr>
+          <w:lang w:val="ru_RU" w:bidi="ru_RU"/>
+        </w:rPr>
+        <w:t>Осия 2:19–20</w:t>
+      </w:r>
       <w:r>
         <w:rPr>
           <w:lang w:val="ru_RU" w:bidi="ru_RU"/>
         </w:rPr>
         <w:t xml:space="preserve">: «И обручу тебя Мне навек, и обручу тебя Мне в правде и суде, в благости и милосердии. И обручу тебя Мне в верности, и ты познаешь Господа»; </w:t>
       </w:r>
-      <w:hyperlink r:id="rId15">
-        <w:r>
-          <w:rPr>
-            <w:lang w:val="ru_RU" w:bidi="ru_RU"/>
-          </w:rPr>
-          <w:rPr>
-            <w:color w:val="0000EE"/>
-            <w:u w:val="single"/>
-          </w:rPr>
-          <w:t>Иов.6:14–15</w:t>
-        </w:r>
-      </w:hyperlink>
+      <w:r>
+        <w:rPr>
+          <w:lang w:val="ru_RU" w:bidi="ru_RU"/>
+        </w:rPr>
+        <w:t>Иов.6:14–15</w:t>
+      </w:r>
       <w:r>
         <w:rPr>
           <w:lang w:val="ru_RU" w:bidi="ru_RU"/>
         </w:rPr>
         <w:t xml:space="preserve">, где доброта (в Синодальном переводе — сожаление) сравнивается с предательством (неверностью); </w:t>
       </w:r>
-      <w:hyperlink r:id="rId16">
-        <w:r>
-          <w:rPr>
-            <w:lang w:val="ru_RU" w:bidi="ru_RU"/>
-          </w:rPr>
-          <w:rPr>
-            <w:color w:val="0000EE"/>
-            <w:u w:val="single"/>
-          </w:rPr>
-          <w:t>1Цар.20:8</w:t>
-        </w:r>
-      </w:hyperlink>
+      <w:r>
+        <w:rPr>
+          <w:lang w:val="ru_RU" w:bidi="ru_RU"/>
+        </w:rPr>
+        <w:t>1Цар.20:8</w:t>
+      </w:r>
       <w:r>
         <w:rPr>
           <w:lang w:val="ru_RU" w:bidi="ru_RU"/>
         </w:rPr>
         <w:t xml:space="preserve">, где говорится о милости, которая следует из отношений завета. Непоколебимая и верная любовь Бога противопоставляется непредсказуемости и непостоянству языческих божеств. «Хесед» не является эмоциональным откликом на красоту, достоинства или доброту. Это скорее нравственное отношение, направленное на благо другого человека, независимо от того, является ли этот другой привлекательным, достойным или отзывчивым (см. </w:t>
       </w:r>
-      <w:hyperlink r:id="rId17">
-        <w:r>
-          <w:rPr>
-            <w:lang w:val="ru_RU" w:bidi="ru_RU"/>
-          </w:rPr>
-          <w:rPr>
-            <w:color w:val="0000EE"/>
-            <w:u w:val="single"/>
-          </w:rPr>
-          <w:t>Втор.7:7–9</w:t>
-        </w:r>
-      </w:hyperlink>
+      <w:r>
+        <w:rPr>
+          <w:lang w:val="ru_RU" w:bidi="ru_RU"/>
+        </w:rPr>
+        <w:t>Втор.7:7–9</w:t>
+      </w:r>
       <w:r>
         <w:rPr>
           <w:lang w:val="ru_RU" w:bidi="ru_RU"/>
@@ -415,72 +385,48 @@
         </w:rPr>
         <w:t>Как предупреждают пророки, эта неизменная верность, основанная на непоколебимом стремлении к благу, может быть суровой и решительной, чтобы наказать своенравных людей. И тем не менее, Божья любовь остаётся неизменной. И в изгнании, и во времена падений, Божья любовь оставалась безгранично терпеливой, не оправдывала зла, но и не покидала грешников. Она проявляется через доброту, нежность и сострадание (</w:t>
       </w:r>
-      <w:hyperlink r:id="rId18">
-        <w:r>
-          <w:rPr>
-            <w:lang w:val="ru_RU" w:bidi="ru_RU"/>
-          </w:rPr>
-          <w:rPr>
-            <w:color w:val="0000EE"/>
-            <w:u w:val="single"/>
-          </w:rPr>
-          <w:t>Пс.85:15</w:t>
-        </w:r>
-      </w:hyperlink>
+      <w:r>
+        <w:rPr>
+          <w:lang w:val="ru_RU" w:bidi="ru_RU"/>
+        </w:rPr>
+        <w:t>Пс.85:15</w:t>
+      </w:r>
       <w:r>
         <w:rPr>
           <w:lang w:val="ru_RU" w:bidi="ru_RU"/>
         </w:rPr>
         <w:t xml:space="preserve">; </w:t>
       </w:r>
-      <w:hyperlink r:id="rId19">
-        <w:r>
-          <w:rPr>
-            <w:lang w:val="ru_RU" w:bidi="ru_RU"/>
-          </w:rPr>
-          <w:rPr>
-            <w:color w:val="0000EE"/>
-            <w:u w:val="single"/>
-          </w:rPr>
-          <w:t>102:1–18</w:t>
-        </w:r>
-      </w:hyperlink>
+      <w:r>
+        <w:rPr>
+          <w:lang w:val="ru_RU" w:bidi="ru_RU"/>
+        </w:rPr>
+        <w:t>102:1–18</w:t>
+      </w:r>
       <w:r>
         <w:rPr>
           <w:lang w:val="ru_RU" w:bidi="ru_RU"/>
         </w:rPr>
         <w:t xml:space="preserve">; </w:t>
       </w:r>
-      <w:hyperlink r:id="rId20">
-        <w:r>
-          <w:rPr>
-            <w:lang w:val="ru_RU" w:bidi="ru_RU"/>
-          </w:rPr>
-          <w:rPr>
-            <w:color w:val="0000EE"/>
-            <w:u w:val="single"/>
-          </w:rPr>
-          <w:t>135</w:t>
-        </w:r>
-      </w:hyperlink>
+      <w:r>
+        <w:rPr>
+          <w:lang w:val="ru_RU" w:bidi="ru_RU"/>
+        </w:rPr>
+        <w:t>135</w:t>
+      </w:r>
       <w:r>
         <w:rPr>
           <w:lang w:val="ru_RU" w:bidi="ru_RU"/>
         </w:rPr>
         <w:t xml:space="preserve">; </w:t>
       </w:r>
-      <w:hyperlink r:id="rId21">
-        <w:r>
-          <w:rPr>
-            <w:lang w:val="ru_RU" w:bidi="ru_RU"/>
-          </w:rPr>
-          <w:rPr>
-            <w:color w:val="0000EE"/>
-            <w:u w:val="single"/>
-          </w:rPr>
-          <w:t>Ос.11:1–4</w:t>
-        </w:r>
-      </w:hyperlink>
+      <w:r>
+        <w:rPr>
+          <w:lang w:val="ru_RU" w:bidi="ru_RU"/>
+        </w:rPr>
+        <w:t>Ос.11:1–4</w:t>
+      </w:r>
       <w:r>
         <w:rPr>
           <w:lang w:val="ru_RU" w:bidi="ru_RU"/>
@@ -501,72 +447,48 @@
         </w:rPr>
         <w:t>И всё же Божья любовь ждала ответа со стороны человека. Закон предписывал всем сердцем любить Бога и благодарить Его за то, что Он избрал и избавил Израиль (</w:t>
       </w:r>
-      <w:hyperlink r:id="rId22">
-        <w:r>
-          <w:rPr>
-            <w:lang w:val="ru_RU" w:bidi="ru_RU"/>
-          </w:rPr>
-          <w:rPr>
-            <w:color w:val="0000EE"/>
-            <w:u w:val="single"/>
-          </w:rPr>
-          <w:t>Втор.6:20–25</w:t>
-        </w:r>
-      </w:hyperlink>
+      <w:r>
+        <w:rPr>
+          <w:lang w:val="ru_RU" w:bidi="ru_RU"/>
+        </w:rPr>
+        <w:t>Втор.6:20–25</w:t>
+      </w:r>
       <w:r>
         <w:rPr>
           <w:lang w:val="ru_RU" w:bidi="ru_RU"/>
         </w:rPr>
         <w:t>). Эти любовь и благодарность должны были проявляться в поклонении Богу, но особенно — в заботе о бедных, беззащитных, чужестранцах, рабах, вдовах и всех угнетённых и обездоленных. Так, Осия ожидал, что ответом народа на верную любовь Бога будет верная любовь между людьми (</w:t>
       </w:r>
-      <w:hyperlink r:id="rId23">
-        <w:r>
-          <w:rPr>
-            <w:lang w:val="ru_RU" w:bidi="ru_RU"/>
-          </w:rPr>
-          <w:rPr>
-            <w:color w:val="0000EE"/>
-            <w:u w:val="single"/>
-          </w:rPr>
-          <w:t>Ос.6:6</w:t>
-        </w:r>
-      </w:hyperlink>
+      <w:r>
+        <w:rPr>
+          <w:lang w:val="ru_RU" w:bidi="ru_RU"/>
+        </w:rPr>
+        <w:t>Ос.6:6</w:t>
+      </w:r>
       <w:r>
         <w:rPr>
           <w:lang w:val="ru_RU" w:bidi="ru_RU"/>
         </w:rPr>
         <w:t xml:space="preserve">; </w:t>
       </w:r>
-      <w:hyperlink r:id="rId24">
-        <w:r>
-          <w:rPr>
-            <w:lang w:val="ru_RU" w:bidi="ru_RU"/>
-          </w:rPr>
-          <w:rPr>
-            <w:color w:val="0000EE"/>
-            <w:u w:val="single"/>
-          </w:rPr>
-          <w:t>7:1–7</w:t>
-        </w:r>
-      </w:hyperlink>
+      <w:r>
+        <w:rPr>
+          <w:lang w:val="ru_RU" w:bidi="ru_RU"/>
+        </w:rPr>
+        <w:t>7:1–7</w:t>
+      </w:r>
       <w:r>
         <w:rPr>
           <w:lang w:val="ru_RU" w:bidi="ru_RU"/>
         </w:rPr>
         <w:t xml:space="preserve">; </w:t>
       </w:r>
-      <w:hyperlink r:id="rId25">
-        <w:r>
-          <w:rPr>
-            <w:lang w:val="ru_RU" w:bidi="ru_RU"/>
-          </w:rPr>
-          <w:rPr>
-            <w:color w:val="0000EE"/>
-            <w:u w:val="single"/>
-          </w:rPr>
-          <w:t>10:12–13</w:t>
-        </w:r>
-      </w:hyperlink>
+      <w:r>
+        <w:rPr>
+          <w:lang w:val="ru_RU" w:bidi="ru_RU"/>
+        </w:rPr>
+        <w:t>10:12–13</w:t>
+      </w:r>
       <w:r>
         <w:rPr>
           <w:lang w:val="ru_RU" w:bidi="ru_RU"/>
@@ -587,18 +509,12 @@
         </w:rPr>
         <w:t>Таким образом, в законе Израиля и в книгах пророков тесно переплетаются заповеди любить Бога и «ближнего твоего, как к самого себя» (</w:t>
       </w:r>
-      <w:hyperlink r:id="rId26">
-        <w:r>
-          <w:rPr>
-            <w:lang w:val="ru_RU" w:bidi="ru_RU"/>
-          </w:rPr>
-          <w:rPr>
-            <w:color w:val="0000EE"/>
-            <w:u w:val="single"/>
-          </w:rPr>
-          <w:t>Лев.19:18</w:t>
-        </w:r>
-      </w:hyperlink>
+      <w:r>
+        <w:rPr>
+          <w:lang w:val="ru_RU" w:bidi="ru_RU"/>
+        </w:rPr>
+        <w:t>Лев.19:18</w:t>
+      </w:r>
       <w:r>
         <w:rPr>
           <w:lang w:val="ru_RU" w:bidi="ru_RU"/>
@@ -643,18 +559,12 @@
         </w:rPr>
         <w:t xml:space="preserve"> означает естественную привязанность. Оно встречается примерно 25 раз, включая 5 раз «филадельфия» (братская любовь), и 1 раз «филиа» (дружба) — только в </w:t>
       </w:r>
-      <w:hyperlink r:id="rId27">
-        <w:r>
-          <w:rPr>
-            <w:lang w:val="ru_RU" w:bidi="ru_RU"/>
-          </w:rPr>
-          <w:rPr>
-            <w:color w:val="0000EE"/>
-            <w:u w:val="single"/>
-          </w:rPr>
-          <w:t>Иак.4:4</w:t>
-        </w:r>
-      </w:hyperlink>
+      <w:r>
+        <w:rPr>
+          <w:lang w:val="ru_RU" w:bidi="ru_RU"/>
+        </w:rPr>
+        <w:t>Иак.4:4</w:t>
+      </w:r>
       <w:r>
         <w:rPr>
           <w:lang w:val="ru_RU" w:bidi="ru_RU"/>
@@ -712,54 +622,36 @@
         </w:rPr>
         <w:t>В грешном и страдающем мире божественная любовь Иисуса проявилась в высшей степени в сострадании и исцелении страждущих, а также в искупительной заботе об отверженных и отчаявшихся. Так, провозглашенное Христом Царство принесло Благую весть бедным, пленным, слепым и угнетенным (</w:t>
       </w:r>
-      <w:hyperlink r:id="rId28">
-        <w:r>
-          <w:rPr>
-            <w:lang w:val="ru_RU" w:bidi="ru_RU"/>
-          </w:rPr>
-          <w:rPr>
-            <w:color w:val="0000EE"/>
-            <w:u w:val="single"/>
-          </w:rPr>
-          <w:t>Мф.11:2–5</w:t>
-        </w:r>
-      </w:hyperlink>
+      <w:r>
+        <w:rPr>
+          <w:lang w:val="ru_RU" w:bidi="ru_RU"/>
+        </w:rPr>
+        <w:t>Мф.11:2–5</w:t>
+      </w:r>
       <w:r>
         <w:rPr>
           <w:lang w:val="ru_RU" w:bidi="ru_RU"/>
         </w:rPr>
         <w:t xml:space="preserve">; </w:t>
       </w:r>
-      <w:hyperlink r:id="rId29">
-        <w:r>
-          <w:rPr>
-            <w:lang w:val="ru_RU" w:bidi="ru_RU"/>
-          </w:rPr>
-          <w:rPr>
-            <w:color w:val="0000EE"/>
-            <w:u w:val="single"/>
-          </w:rPr>
-          <w:t>Лк.4:18</w:t>
-        </w:r>
-      </w:hyperlink>
+      <w:r>
+        <w:rPr>
+          <w:lang w:val="ru_RU" w:bidi="ru_RU"/>
+        </w:rPr>
+        <w:t>Лк.4:18</w:t>
+      </w:r>
       <w:r>
         <w:rPr>
           <w:lang w:val="ru_RU" w:bidi="ru_RU"/>
         </w:rPr>
         <w:t>), а отношение Иисуса к отверженным, презираемым и скорбящим о своих грехах дало им надежду на прощение и возвращение в дом Отца (</w:t>
       </w:r>
-      <w:hyperlink r:id="rId30">
-        <w:r>
-          <w:rPr>
-            <w:lang w:val="ru_RU" w:bidi="ru_RU"/>
-          </w:rPr>
-          <w:rPr>
-            <w:color w:val="0000EE"/>
-            <w:u w:val="single"/>
-          </w:rPr>
-          <w:t>Лк.15</w:t>
-        </w:r>
-      </w:hyperlink>
+      <w:r>
+        <w:rPr>
+          <w:lang w:val="ru_RU" w:bidi="ru_RU"/>
+        </w:rPr>
+        <w:t>Лк.15</w:t>
+      </w:r>
       <w:r>
         <w:rPr>
           <w:lang w:val="ru_RU" w:bidi="ru_RU"/>
@@ -780,72 +672,48 @@
         </w:rPr>
         <w:t>Более того, Благая весть о божественной любви налагает на нас обязательства — обязательства любить Бога и любить ближних так, как их любит Бог (</w:t>
       </w:r>
-      <w:hyperlink r:id="rId31">
-        <w:r>
-          <w:rPr>
-            <w:lang w:val="ru_RU" w:bidi="ru_RU"/>
-          </w:rPr>
-          <w:rPr>
-            <w:color w:val="0000EE"/>
-            <w:u w:val="single"/>
-          </w:rPr>
-          <w:t>Мф.5:44–48</w:t>
-        </w:r>
-      </w:hyperlink>
+      <w:r>
+        <w:rPr>
+          <w:lang w:val="ru_RU" w:bidi="ru_RU"/>
+        </w:rPr>
+        <w:t>Мф.5:44–48</w:t>
+      </w:r>
       <w:r>
         <w:rPr>
           <w:lang w:val="ru_RU" w:bidi="ru_RU"/>
         </w:rPr>
         <w:t>). Первая и самая важная заповедь в Божьем законе говорит: «Возлюби Господа Бога твоего... И вторая подобная ей: «Возлюби ближнего твоего, как самого себя. На этих двух заповедях утверждаются весь закон и пророки» (</w:t>
       </w:r>
-      <w:hyperlink r:id="rId32">
-        <w:r>
-          <w:rPr>
-            <w:lang w:val="ru_RU" w:bidi="ru_RU"/>
-          </w:rPr>
-          <w:rPr>
-            <w:color w:val="0000EE"/>
-            <w:u w:val="single"/>
-          </w:rPr>
-          <w:t>Мф.22:35–40</w:t>
-        </w:r>
-      </w:hyperlink>
+      <w:r>
+        <w:rPr>
+          <w:lang w:val="ru_RU" w:bidi="ru_RU"/>
+        </w:rPr>
+        <w:t>Мф.22:35–40</w:t>
+      </w:r>
       <w:r>
         <w:rPr>
           <w:lang w:val="ru_RU" w:bidi="ru_RU"/>
         </w:rPr>
         <w:t xml:space="preserve">, ср. </w:t>
       </w:r>
-      <w:hyperlink r:id="rId26">
-        <w:r>
-          <w:rPr>
-            <w:lang w:val="ru_RU" w:bidi="ru_RU"/>
-          </w:rPr>
-          <w:rPr>
-            <w:color w:val="0000EE"/>
-            <w:u w:val="single"/>
-          </w:rPr>
-          <w:t>Лев.19:18</w:t>
-        </w:r>
-      </w:hyperlink>
+      <w:r>
+        <w:rPr>
+          <w:lang w:val="ru_RU" w:bidi="ru_RU"/>
+        </w:rPr>
+        <w:t>Лев.19:18</w:t>
+      </w:r>
       <w:r>
         <w:rPr>
           <w:lang w:val="ru_RU" w:bidi="ru_RU"/>
         </w:rPr>
         <w:t xml:space="preserve">; </w:t>
       </w:r>
-      <w:hyperlink r:id="rId33">
-        <w:r>
-          <w:rPr>
-            <w:lang w:val="ru_RU" w:bidi="ru_RU"/>
-          </w:rPr>
-          <w:rPr>
-            <w:color w:val="0000EE"/>
-            <w:u w:val="single"/>
-          </w:rPr>
-          <w:t>Втор.6:5</w:t>
-        </w:r>
-      </w:hyperlink>
+      <w:r>
+        <w:rPr>
+          <w:lang w:val="ru_RU" w:bidi="ru_RU"/>
+        </w:rPr>
+        <w:t>Втор.6:5</w:t>
+      </w:r>
       <w:r>
         <w:rPr>
           <w:lang w:val="ru_RU" w:bidi="ru_RU"/>
@@ -880,18 +748,12 @@
         </w:rPr>
         <w:t>Иисус считал, что самый большой грех — это отсутствие любви, сознательное уклонение делать добро, пренебрежение к нуждающимся и нежелание прощать. Отсутствие любви усугублялось самодовольством, придирчивостью, религиозной бесчувственностью, которая игнорирует страдания другого человека, чтобы сохранить какие-то мелкие ритуальные предписания. В конце концов, послушание или пренебрежение к закону любви определит судьбу каждого человека в вечности (</w:t>
       </w:r>
-      <w:hyperlink r:id="rId34">
-        <w:r>
-          <w:rPr>
-            <w:lang w:val="ru_RU" w:bidi="ru_RU"/>
-          </w:rPr>
-          <w:rPr>
-            <w:color w:val="0000EE"/>
-            <w:u w:val="single"/>
-          </w:rPr>
-          <w:t>Мф.25:31–46</w:t>
-        </w:r>
-      </w:hyperlink>
+      <w:r>
+        <w:rPr>
+          <w:lang w:val="ru_RU" w:bidi="ru_RU"/>
+        </w:rPr>
+        <w:t>Мф.25:31–46</w:t>
+      </w:r>
       <w:r>
         <w:rPr>
           <w:lang w:val="ru_RU" w:bidi="ru_RU"/>
@@ -923,36 +785,24 @@
         </w:rPr>
         <w:t>Апостольская церковь быстро усвоила революционный принцип, гласящий, что любви достаточно. Заявление Павла о том, что любовь — это исполнение закона, является практически прямой цитатой слов Иисуса. Павел говорит, что разные заповеди — против прелюбодеяния, убийства, воровства, обмана — суммируются в одной, а именно в заповеди любви, потому что любовь не может причинить зла ближнему (</w:t>
       </w:r>
-      <w:hyperlink r:id="rId35">
-        <w:r>
-          <w:rPr>
-            <w:lang w:val="ru_RU" w:bidi="ru_RU"/>
-          </w:rPr>
-          <w:rPr>
-            <w:color w:val="0000EE"/>
-            <w:u w:val="single"/>
-          </w:rPr>
-          <w:t>Рим.13:8–10</w:t>
-        </w:r>
-      </w:hyperlink>
+      <w:r>
+        <w:rPr>
+          <w:lang w:val="ru_RU" w:bidi="ru_RU"/>
+        </w:rPr>
+        <w:t>Рим.13:8–10</w:t>
+      </w:r>
       <w:r>
         <w:rPr>
           <w:lang w:val="ru_RU" w:bidi="ru_RU"/>
         </w:rPr>
         <w:t xml:space="preserve">). В </w:t>
       </w:r>
-      <w:hyperlink r:id="rId36">
-        <w:r>
-          <w:rPr>
-            <w:lang w:val="ru_RU" w:bidi="ru_RU"/>
-          </w:rPr>
-          <w:rPr>
-            <w:color w:val="0000EE"/>
-            <w:u w:val="single"/>
-          </w:rPr>
-          <w:t>Послании к Ефесянам 4:25–5:2</w:t>
-        </w:r>
-      </w:hyperlink>
+      <w:r>
+        <w:rPr>
+          <w:lang w:val="ru_RU" w:bidi="ru_RU"/>
+        </w:rPr>
+        <w:t>Послании к Ефесянам 4:25–5:2</w:t>
+      </w:r>
       <w:r>
         <w:rPr>
           <w:lang w:val="ru_RU" w:bidi="ru_RU"/>
@@ -973,126 +823,84 @@
         </w:rPr>
         <w:t>Для Павла любовь — это «закон Христов», наивысший и достаточный (</w:t>
       </w:r>
-      <w:hyperlink r:id="rId37">
-        <w:r>
-          <w:rPr>
-            <w:lang w:val="ru_RU" w:bidi="ru_RU"/>
-          </w:rPr>
-          <w:rPr>
-            <w:color w:val="0000EE"/>
-            <w:u w:val="single"/>
-          </w:rPr>
-          <w:t>Гал.5:14</w:t>
-        </w:r>
-      </w:hyperlink>
+      <w:r>
+        <w:rPr>
+          <w:lang w:val="ru_RU" w:bidi="ru_RU"/>
+        </w:rPr>
+        <w:t>Гал.5:14</w:t>
+      </w:r>
       <w:r>
         <w:rPr>
           <w:lang w:val="ru_RU" w:bidi="ru_RU"/>
         </w:rPr>
         <w:t xml:space="preserve">; </w:t>
       </w:r>
-      <w:hyperlink r:id="rId38">
-        <w:r>
-          <w:rPr>
-            <w:lang w:val="ru_RU" w:bidi="ru_RU"/>
-          </w:rPr>
-          <w:rPr>
-            <w:color w:val="0000EE"/>
-            <w:u w:val="single"/>
-          </w:rPr>
-          <w:t>6:2</w:t>
-        </w:r>
-      </w:hyperlink>
+      <w:r>
+        <w:rPr>
+          <w:lang w:val="ru_RU" w:bidi="ru_RU"/>
+        </w:rPr>
+        <w:t>6:2</w:t>
+      </w:r>
       <w:r>
         <w:rPr>
           <w:lang w:val="ru_RU" w:bidi="ru_RU"/>
         </w:rPr>
         <w:t>). Павел чётко определяет то единственное, что «имеет силу» в христианстве — это «вера, действующая любовью» (</w:t>
       </w:r>
-      <w:hyperlink r:id="rId39">
-        <w:r>
-          <w:rPr>
-            <w:lang w:val="ru_RU" w:bidi="ru_RU"/>
-          </w:rPr>
-          <w:rPr>
-            <w:color w:val="0000EE"/>
-            <w:u w:val="single"/>
-          </w:rPr>
-          <w:t>5:6</w:t>
-        </w:r>
-      </w:hyperlink>
+      <w:r>
+        <w:rPr>
+          <w:lang w:val="ru_RU" w:bidi="ru_RU"/>
+        </w:rPr>
+        <w:t>5:6</w:t>
+      </w:r>
       <w:r>
         <w:rPr>
           <w:lang w:val="ru_RU" w:bidi="ru_RU"/>
         </w:rPr>
         <w:t>). Он убеждён, что самое наивысшее проявление Духа, к которому должны стремиться христиане, — это «превосходнейший путь» любви (</w:t>
       </w:r>
-      <w:hyperlink r:id="rId40">
-        <w:r>
-          <w:rPr>
-            <w:lang w:val="ru_RU" w:bidi="ru_RU"/>
-          </w:rPr>
-          <w:rPr>
-            <w:color w:val="0000EE"/>
-            <w:u w:val="single"/>
-          </w:rPr>
-          <w:t>1Кор.12:27–13:13</w:t>
-        </w:r>
-      </w:hyperlink>
+      <w:r>
+        <w:rPr>
+          <w:lang w:val="ru_RU" w:bidi="ru_RU"/>
+        </w:rPr>
+        <w:t>1Кор.12:27–13:13</w:t>
+      </w:r>
       <w:r>
         <w:rPr>
           <w:lang w:val="ru_RU" w:bidi="ru_RU"/>
         </w:rPr>
         <w:t xml:space="preserve">; ср. </w:t>
       </w:r>
-      <w:hyperlink r:id="rId41">
-        <w:r>
-          <w:rPr>
-            <w:lang w:val="ru_RU" w:bidi="ru_RU"/>
-          </w:rPr>
-          <w:rPr>
-            <w:color w:val="0000EE"/>
-            <w:u w:val="single"/>
-          </w:rPr>
-          <w:t>Рим.5:5</w:t>
-        </w:r>
-      </w:hyperlink>
+      <w:r>
+        <w:rPr>
+          <w:lang w:val="ru_RU" w:bidi="ru_RU"/>
+        </w:rPr>
+        <w:t>Рим.5:5</w:t>
+      </w:r>
       <w:r>
         <w:rPr>
           <w:lang w:val="ru_RU" w:bidi="ru_RU"/>
         </w:rPr>
         <w:t xml:space="preserve">; </w:t>
       </w:r>
-      <w:hyperlink r:id="rId42">
-        <w:r>
-          <w:rPr>
-            <w:lang w:val="ru_RU" w:bidi="ru_RU"/>
-          </w:rPr>
-          <w:rPr>
-            <w:color w:val="0000EE"/>
-            <w:u w:val="single"/>
-          </w:rPr>
-          <w:t>Гал.5:22</w:t>
-        </w:r>
-      </w:hyperlink>
+      <w:r>
+        <w:rPr>
+          <w:lang w:val="ru_RU" w:bidi="ru_RU"/>
+        </w:rPr>
+        <w:t>Гал.5:22</w:t>
+      </w:r>
       <w:r>
         <w:rPr>
           <w:lang w:val="ru_RU" w:bidi="ru_RU"/>
         </w:rPr>
         <w:t>). Здесь он также противопоставляет любовь пяти проявлениям религиозного рвения, которые очень ценились коринфянами, и показывает, что без любви все они бесполезны (</w:t>
       </w:r>
-      <w:hyperlink r:id="rId43">
-        <w:r>
-          <w:rPr>
-            <w:lang w:val="ru_RU" w:bidi="ru_RU"/>
-          </w:rPr>
-          <w:rPr>
-            <w:color w:val="0000EE"/>
-            <w:u w:val="single"/>
-          </w:rPr>
-          <w:t>1Кор.13:1–3</w:t>
-        </w:r>
-      </w:hyperlink>
+      <w:r>
+        <w:rPr>
+          <w:lang w:val="ru_RU" w:bidi="ru_RU"/>
+        </w:rPr>
+        <w:t>1Кор.13:1–3</w:t>
+      </w:r>
       <w:r>
         <w:rPr>
           <w:lang w:val="ru_RU" w:bidi="ru_RU"/>
@@ -1113,18 +921,12 @@
         </w:rPr>
         <w:t>Павлово описание любви в действии включает щедрость, проявление милосердия и гостеприимства, отсутствие мстительности, сочувствие, радость за других, помощь в их слабости, нужде и стыде, поддержку и воспитание других, уважительное отношение к другим, доброту, прощение, ободрение, воздержание от критики, даже в отношении чрезмерно щепетильного, склонного к расколу «немощного брата» — этот список можно продолжать бесконечно. В более общем смысле любовь проявляется в поведении, мыслях и сопереживании (</w:t>
       </w:r>
-      <w:hyperlink r:id="rId44">
-        <w:r>
-          <w:rPr>
-            <w:lang w:val="ru_RU" w:bidi="ru_RU"/>
-          </w:rPr>
-          <w:rPr>
-            <w:color w:val="0000EE"/>
-            <w:u w:val="single"/>
-          </w:rPr>
-          <w:t>1Кор.13:4–8</w:t>
-        </w:r>
-      </w:hyperlink>
+      <w:r>
+        <w:rPr>
+          <w:lang w:val="ru_RU" w:bidi="ru_RU"/>
+        </w:rPr>
+        <w:t>1Кор.13:4–8</w:t>
+      </w:r>
       <w:r>
         <w:rPr>
           <w:lang w:val="ru_RU" w:bidi="ru_RU"/>
@@ -1145,180 +947,120 @@
         </w:rPr>
         <w:t>По словам Павла, Бог проявил Свою любовь к нам в том, что Христос умер за нас. Благодаря Его великой любви Он воскресил нас во Христе. В этой любви мы живем и побеждаем, и ничто не может отделить нас от этой любви (</w:t>
       </w:r>
-      <w:hyperlink r:id="rId45">
-        <w:r>
-          <w:rPr>
-            <w:lang w:val="ru_RU" w:bidi="ru_RU"/>
-          </w:rPr>
-          <w:rPr>
-            <w:color w:val="0000EE"/>
-            <w:u w:val="single"/>
-          </w:rPr>
-          <w:t>Рим.5:8</w:t>
-        </w:r>
-      </w:hyperlink>
+      <w:r>
+        <w:rPr>
+          <w:lang w:val="ru_RU" w:bidi="ru_RU"/>
+        </w:rPr>
+        <w:t>Рим.5:8</w:t>
+      </w:r>
       <w:r>
         <w:rPr>
           <w:lang w:val="ru_RU" w:bidi="ru_RU"/>
         </w:rPr>
         <w:t xml:space="preserve">; </w:t>
       </w:r>
-      <w:hyperlink r:id="rId46">
-        <w:r>
-          <w:rPr>
-            <w:lang w:val="ru_RU" w:bidi="ru_RU"/>
-          </w:rPr>
-          <w:rPr>
-            <w:color w:val="0000EE"/>
-            <w:u w:val="single"/>
-          </w:rPr>
-          <w:t>8:32–39</w:t>
-        </w:r>
-      </w:hyperlink>
+      <w:r>
+        <w:rPr>
+          <w:lang w:val="ru_RU" w:bidi="ru_RU"/>
+        </w:rPr>
+        <w:t>8:32–39</w:t>
+      </w:r>
       <w:r>
         <w:rPr>
           <w:lang w:val="ru_RU" w:bidi="ru_RU"/>
         </w:rPr>
         <w:t xml:space="preserve">; </w:t>
       </w:r>
-      <w:hyperlink r:id="rId47">
-        <w:r>
-          <w:rPr>
-            <w:lang w:val="ru_RU" w:bidi="ru_RU"/>
-          </w:rPr>
-          <w:rPr>
-            <w:color w:val="0000EE"/>
-            <w:u w:val="single"/>
-          </w:rPr>
-          <w:t>2Кор.13:14</w:t>
-        </w:r>
-      </w:hyperlink>
+      <w:r>
+        <w:rPr>
+          <w:lang w:val="ru_RU" w:bidi="ru_RU"/>
+        </w:rPr>
+        <w:t>2Кор.13:14</w:t>
+      </w:r>
       <w:r>
         <w:rPr>
           <w:lang w:val="ru_RU" w:bidi="ru_RU"/>
         </w:rPr>
         <w:t xml:space="preserve">; </w:t>
       </w:r>
-      <w:hyperlink r:id="rId48">
-        <w:r>
-          <w:rPr>
-            <w:lang w:val="ru_RU" w:bidi="ru_RU"/>
-          </w:rPr>
-          <w:rPr>
-            <w:color w:val="0000EE"/>
-            <w:u w:val="single"/>
-          </w:rPr>
-          <w:t>Еф.2:4</w:t>
-        </w:r>
-      </w:hyperlink>
+      <w:r>
+        <w:rPr>
+          <w:lang w:val="ru_RU" w:bidi="ru_RU"/>
+        </w:rPr>
+        <w:t>Еф.2:4</w:t>
+      </w:r>
       <w:r>
         <w:rPr>
           <w:lang w:val="ru_RU" w:bidi="ru_RU"/>
         </w:rPr>
         <w:t xml:space="preserve">; </w:t>
       </w:r>
-      <w:hyperlink r:id="rId49">
-        <w:r>
-          <w:rPr>
-            <w:lang w:val="ru_RU" w:bidi="ru_RU"/>
-          </w:rPr>
-          <w:rPr>
-            <w:color w:val="0000EE"/>
-            <w:u w:val="single"/>
-          </w:rPr>
-          <w:t>2Фес.2:16</w:t>
-        </w:r>
-      </w:hyperlink>
+      <w:r>
+        <w:rPr>
+          <w:lang w:val="ru_RU" w:bidi="ru_RU"/>
+        </w:rPr>
+        <w:t>2Фес.2:16</w:t>
+      </w:r>
       <w:r>
         <w:rPr>
           <w:lang w:val="ru_RU" w:bidi="ru_RU"/>
         </w:rPr>
         <w:t xml:space="preserve">; </w:t>
       </w:r>
-      <w:hyperlink r:id="rId50">
-        <w:r>
-          <w:rPr>
-            <w:lang w:val="ru_RU" w:bidi="ru_RU"/>
-          </w:rPr>
-          <w:rPr>
-            <w:color w:val="0000EE"/>
-            <w:u w:val="single"/>
-          </w:rPr>
-          <w:t>Тит.3:4–5</w:t>
-        </w:r>
-      </w:hyperlink>
+      <w:r>
+        <w:rPr>
+          <w:lang w:val="ru_RU" w:bidi="ru_RU"/>
+        </w:rPr>
+        <w:t>Тит.3:4–5</w:t>
+      </w:r>
       <w:r>
         <w:rPr>
           <w:lang w:val="ru_RU" w:bidi="ru_RU"/>
         </w:rPr>
         <w:t>). Наша любовь отражает ту любовь, что первая «излилась в наши сердца» (</w:t>
       </w:r>
-      <w:hyperlink r:id="rId41">
-        <w:r>
-          <w:rPr>
-            <w:lang w:val="ru_RU" w:bidi="ru_RU"/>
-          </w:rPr>
-          <w:rPr>
-            <w:color w:val="0000EE"/>
-            <w:u w:val="single"/>
-          </w:rPr>
-          <w:t>Рим.5:5</w:t>
-        </w:r>
-      </w:hyperlink>
+      <w:r>
+        <w:rPr>
+          <w:lang w:val="ru_RU" w:bidi="ru_RU"/>
+        </w:rPr>
+        <w:t>Рим.5:5</w:t>
+      </w:r>
       <w:r>
         <w:rPr>
           <w:lang w:val="ru_RU" w:bidi="ru_RU"/>
         </w:rPr>
         <w:t>). Она направлена на Христа (</w:t>
       </w:r>
-      <w:hyperlink r:id="rId51">
-        <w:r>
-          <w:rPr>
-            <w:lang w:val="ru_RU" w:bidi="ru_RU"/>
-          </w:rPr>
-          <w:rPr>
-            <w:color w:val="0000EE"/>
-            <w:u w:val="single"/>
-          </w:rPr>
-          <w:t>1Кор.7</w:t>
-        </w:r>
-      </w:hyperlink>
+      <w:r>
+        <w:rPr>
+          <w:lang w:val="ru_RU" w:bidi="ru_RU"/>
+        </w:rPr>
+        <w:t>1Кор.7</w:t>
+      </w:r>
       <w:r>
         <w:rPr>
           <w:lang w:val="ru_RU" w:bidi="ru_RU"/>
         </w:rPr>
         <w:t xml:space="preserve">; </w:t>
       </w:r>
-      <w:hyperlink r:id="rId52">
-        <w:r>
-          <w:rPr>
-            <w:lang w:val="ru_RU" w:bidi="ru_RU"/>
-          </w:rPr>
-          <w:rPr>
-            <w:color w:val="0000EE"/>
-            <w:u w:val="single"/>
-          </w:rPr>
-          <w:t>16:22</w:t>
-        </w:r>
-      </w:hyperlink>
+      <w:r>
+        <w:rPr>
+          <w:lang w:val="ru_RU" w:bidi="ru_RU"/>
+        </w:rPr>
+        <w:t>16:22</w:t>
+      </w:r>
       <w:r>
         <w:rPr>
           <w:lang w:val="ru_RU" w:bidi="ru_RU"/>
         </w:rPr>
         <w:t xml:space="preserve">; </w:t>
       </w:r>
-      <w:hyperlink r:id="rId53">
-        <w:r>
-          <w:rPr>
-            <w:lang w:val="ru_RU" w:bidi="ru_RU"/>
-          </w:rPr>
-          <w:rPr>
-            <w:color w:val="0000EE"/>
-            <w:u w:val="single"/>
-          </w:rPr>
-          <w:t>Еф.6:24</w:t>
-        </w:r>
-      </w:hyperlink>
+      <w:r>
+        <w:rPr>
+          <w:lang w:val="ru_RU" w:bidi="ru_RU"/>
+        </w:rPr>
+        <w:t>Еф.6:24</w:t>
+      </w:r>
       <w:r>
         <w:rPr>
           <w:lang w:val="ru_RU" w:bidi="ru_RU"/>
@@ -1350,90 +1092,60 @@
         </w:rPr>
         <w:t>Венец библейского учения о любви содержится в корпусе Иоанна — в Евангелии и посланиях, в которых апостол записал свои воспоминания и размышления. Для Иоанна любовь является основой всего, что произошло — «Ибо так возлюбил Бог мир» (</w:t>
       </w:r>
-      <w:hyperlink r:id="rId54">
-        <w:r>
-          <w:rPr>
-            <w:lang w:val="ru_RU" w:bidi="ru_RU"/>
-          </w:rPr>
-          <w:rPr>
-            <w:color w:val="0000EE"/>
-            <w:u w:val="single"/>
-          </w:rPr>
-          <w:t>Ин.3:16</w:t>
-        </w:r>
-      </w:hyperlink>
+      <w:r>
+        <w:rPr>
+          <w:lang w:val="ru_RU" w:bidi="ru_RU"/>
+        </w:rPr>
+        <w:t>Ин.3:16</w:t>
+      </w:r>
       <w:r>
         <w:rPr>
           <w:lang w:val="ru_RU" w:bidi="ru_RU"/>
         </w:rPr>
         <w:t xml:space="preserve">; </w:t>
       </w:r>
-      <w:hyperlink r:id="rId55">
-        <w:r>
-          <w:rPr>
-            <w:lang w:val="ru_RU" w:bidi="ru_RU"/>
-          </w:rPr>
-          <w:rPr>
-            <w:color w:val="0000EE"/>
-            <w:u w:val="single"/>
-          </w:rPr>
-          <w:t>16:27</w:t>
-        </w:r>
-      </w:hyperlink>
+      <w:r>
+        <w:rPr>
+          <w:lang w:val="ru_RU" w:bidi="ru_RU"/>
+        </w:rPr>
+        <w:t>16:27</w:t>
+      </w:r>
       <w:r>
         <w:rPr>
           <w:lang w:val="ru_RU" w:bidi="ru_RU"/>
         </w:rPr>
         <w:t xml:space="preserve">; </w:t>
       </w:r>
-      <w:hyperlink r:id="rId56">
-        <w:r>
-          <w:rPr>
-            <w:lang w:val="ru_RU" w:bidi="ru_RU"/>
-          </w:rPr>
-          <w:rPr>
-            <w:color w:val="0000EE"/>
-            <w:u w:val="single"/>
-          </w:rPr>
-          <w:t>17:23</w:t>
-        </w:r>
-      </w:hyperlink>
+      <w:r>
+        <w:rPr>
+          <w:lang w:val="ru_RU" w:bidi="ru_RU"/>
+        </w:rPr>
+        <w:t>17:23</w:t>
+      </w:r>
       <w:r>
         <w:rPr>
           <w:lang w:val="ru_RU" w:bidi="ru_RU"/>
         </w:rPr>
         <w:t>). Вот как мы вообще узнаем о любви — Христос отдал Свою жизнь за нас (</w:t>
       </w:r>
-      <w:hyperlink r:id="rId57">
-        <w:r>
-          <w:rPr>
-            <w:lang w:val="ru_RU" w:bidi="ru_RU"/>
-          </w:rPr>
-          <w:rPr>
-            <w:color w:val="0000EE"/>
-            <w:u w:val="single"/>
-          </w:rPr>
-          <w:t>1Ин.3:16</w:t>
-        </w:r>
-      </w:hyperlink>
+      <w:r>
+        <w:rPr>
+          <w:lang w:val="ru_RU" w:bidi="ru_RU"/>
+        </w:rPr>
+        <w:t>1Ин.3:16</w:t>
+      </w:r>
       <w:r>
         <w:rPr>
           <w:lang w:val="ru_RU" w:bidi="ru_RU"/>
         </w:rPr>
         <w:t>). Взаимная любовь между Отцом, Сыном и учениками должна быть основополагающим фактом для христианства, поскольку Бог Сам есть любовь (</w:t>
       </w:r>
-      <w:hyperlink r:id="rId58">
-        <w:r>
-          <w:rPr>
-            <w:lang w:val="ru_RU" w:bidi="ru_RU"/>
-          </w:rPr>
-          <w:rPr>
-            <w:color w:val="0000EE"/>
-            <w:u w:val="single"/>
-          </w:rPr>
-          <w:t>4:8, 16</w:t>
-        </w:r>
-      </w:hyperlink>
+      <w:r>
+        <w:rPr>
+          <w:lang w:val="ru_RU" w:bidi="ru_RU"/>
+        </w:rPr>
+        <w:t>4:8, 16</w:t>
+      </w:r>
       <w:r>
         <w:rPr>
           <w:lang w:val="ru_RU" w:bidi="ru_RU"/>
@@ -1454,18 +1166,12 @@
         </w:rPr>
         <w:t>Это мы знаем благодаря воплощению и кресту (</w:t>
       </w:r>
-      <w:hyperlink r:id="rId59">
-        <w:r>
-          <w:rPr>
-            <w:lang w:val="ru_RU" w:bidi="ru_RU"/>
-          </w:rPr>
-          <w:rPr>
-            <w:color w:val="0000EE"/>
-            <w:u w:val="single"/>
-          </w:rPr>
-          <w:t>1Ин.4:9–10</w:t>
-        </w:r>
-      </w:hyperlink>
+      <w:r>
+        <w:rPr>
+          <w:lang w:val="ru_RU" w:bidi="ru_RU"/>
+        </w:rPr>
+        <w:t>1Ин.4:9–10</w:t>
+      </w:r>
       <w:r>
         <w:rPr>
           <w:lang w:val="ru_RU" w:bidi="ru_RU"/>
@@ -1500,90 +1206,60 @@
         </w:rPr>
         <w:t>Важность такой взаимной любви между христианами расценивалась как серьёзное ограничение той любви, которую требовал Иисус. «Твой брат», казалось, стал важнее «твоего ближнего». В этом отношении заповедь, данная в горнице (</w:t>
       </w:r>
-      <w:hyperlink r:id="rId60">
-        <w:r>
-          <w:rPr>
-            <w:lang w:val="ru_RU" w:bidi="ru_RU"/>
-          </w:rPr>
-          <w:rPr>
-            <w:color w:val="0000EE"/>
-            <w:u w:val="single"/>
-          </w:rPr>
-          <w:t>Ин.13:34</w:t>
-        </w:r>
-      </w:hyperlink>
+      <w:r>
+        <w:rPr>
+          <w:lang w:val="ru_RU" w:bidi="ru_RU"/>
+        </w:rPr>
+        <w:t>Ин.13:34</w:t>
+      </w:r>
       <w:r>
         <w:rPr>
           <w:lang w:val="ru_RU" w:bidi="ru_RU"/>
         </w:rPr>
         <w:t xml:space="preserve">), является «новой» по сравнению с заповедью, данной в </w:t>
       </w:r>
-      <w:hyperlink r:id="rId61">
-        <w:r>
-          <w:rPr>
-            <w:lang w:val="ru_RU" w:bidi="ru_RU"/>
-          </w:rPr>
-          <w:rPr>
-            <w:color w:val="0000EE"/>
-            <w:u w:val="single"/>
-          </w:rPr>
-          <w:t>Евангелии от Матфея 22:39</w:t>
-        </w:r>
-      </w:hyperlink>
+      <w:r>
+        <w:rPr>
+          <w:lang w:val="ru_RU" w:bidi="ru_RU"/>
+        </w:rPr>
+        <w:t>Евангелии от Матфея 22:39</w:t>
+      </w:r>
       <w:r>
         <w:rPr>
           <w:lang w:val="ru_RU" w:bidi="ru_RU"/>
         </w:rPr>
         <w:t xml:space="preserve"> (где цитируется </w:t>
       </w:r>
-      <w:hyperlink r:id="rId26">
-        <w:r>
-          <w:rPr>
-            <w:lang w:val="ru_RU" w:bidi="ru_RU"/>
-          </w:rPr>
-          <w:rPr>
-            <w:color w:val="0000EE"/>
-            <w:u w:val="single"/>
-          </w:rPr>
-          <w:t>Лев.19:18</w:t>
-        </w:r>
-      </w:hyperlink>
+      <w:r>
+        <w:rPr>
+          <w:lang w:val="ru_RU" w:bidi="ru_RU"/>
+        </w:rPr>
+        <w:t>Лев.19:18</w:t>
+      </w:r>
       <w:r>
         <w:rPr>
           <w:lang w:val="ru_RU" w:bidi="ru_RU"/>
         </w:rPr>
         <w:t>). Причины этого следующие. Ночь, в которую Иисус был предан, была омрачена враждебностью окружающего мира, неминуемым распятием и предательством Иуды. Будущее зависело от верности одиннадцати учеников, которые должны были выстоять, несмотря на давление общества. К тому времени, когда Иоанн писал свои послания, церковь столкнулась с новыми угрозами. Искажение Евангелия, называемое гностицизмом, по сути своей интеллектуалистическое, заносчивое, оно «не обращало внимания на любовь» (Игнатий). Оно обольстило многих служителей и верующих (</w:t>
       </w:r>
-      <w:hyperlink r:id="rId62">
-        <w:r>
-          <w:rPr>
-            <w:lang w:val="ru_RU" w:bidi="ru_RU"/>
-          </w:rPr>
-          <w:rPr>
-            <w:color w:val="0000EE"/>
-            <w:u w:val="single"/>
-          </w:rPr>
-          <w:t>1Ин.2:19, 26</w:t>
-        </w:r>
-      </w:hyperlink>
+      <w:r>
+        <w:rPr>
+          <w:lang w:val="ru_RU" w:bidi="ru_RU"/>
+        </w:rPr>
+        <w:t>1Ин.2:19, 26</w:t>
+      </w:r>
       <w:r>
         <w:rPr>
           <w:lang w:val="ru_RU" w:bidi="ru_RU"/>
         </w:rPr>
         <w:t>). И снова взаимная верность стали крайне важна, и Иоанн написал своё послание именно для того, чтобы укрепить и поддержать апостольскую общину (</w:t>
       </w:r>
-      <w:hyperlink r:id="rId63">
-        <w:r>
-          <w:rPr>
-            <w:lang w:val="ru_RU" w:bidi="ru_RU"/>
-          </w:rPr>
-          <w:rPr>
-            <w:color w:val="0000EE"/>
-            <w:u w:val="single"/>
-          </w:rPr>
-          <w:t>1Ин.1:3</w:t>
-        </w:r>
-      </w:hyperlink>
+      <w:r>
+        <w:rPr>
+          <w:lang w:val="ru_RU" w:bidi="ru_RU"/>
+        </w:rPr>
+        <w:t>1Ин.1:3</w:t>
+      </w:r>
       <w:r>
         <w:rPr>
           <w:lang w:val="ru_RU" w:bidi="ru_RU"/>
@@ -1604,90 +1280,60 @@
         </w:rPr>
         <w:t xml:space="preserve">И всё же любовь к братьям и сёстрам по вере не исключает, а напротив, ведёт к любви более широкой (ср. </w:t>
       </w:r>
-      <w:hyperlink r:id="rId64">
-        <w:r>
-          <w:rPr>
-            <w:lang w:val="ru_RU" w:bidi="ru_RU"/>
-          </w:rPr>
-          <w:rPr>
-            <w:color w:val="0000EE"/>
-            <w:u w:val="single"/>
-          </w:rPr>
-          <w:t>2Петр.1:7</w:t>
-        </w:r>
-      </w:hyperlink>
+      <w:r>
+        <w:rPr>
+          <w:lang w:val="ru_RU" w:bidi="ru_RU"/>
+        </w:rPr>
+        <w:t>2Петр.1:7</w:t>
+      </w:r>
       <w:r>
         <w:rPr>
           <w:lang w:val="ru_RU" w:bidi="ru_RU"/>
         </w:rPr>
         <w:t>). Иоанн настаивает: Бог возлюбил весь мир (</w:t>
       </w:r>
-      <w:hyperlink r:id="rId54">
-        <w:r>
-          <w:rPr>
-            <w:lang w:val="ru_RU" w:bidi="ru_RU"/>
-          </w:rPr>
-          <w:rPr>
-            <w:color w:val="0000EE"/>
-            <w:u w:val="single"/>
-          </w:rPr>
-          <w:t>Ин.3:16</w:t>
-        </w:r>
-      </w:hyperlink>
+      <w:r>
+        <w:rPr>
+          <w:lang w:val="ru_RU" w:bidi="ru_RU"/>
+        </w:rPr>
+        <w:t>Ин.3:16</w:t>
+      </w:r>
       <w:r>
         <w:rPr>
           <w:lang w:val="ru_RU" w:bidi="ru_RU"/>
         </w:rPr>
         <w:t xml:space="preserve">; </w:t>
       </w:r>
-      <w:hyperlink r:id="rId65">
-        <w:r>
-          <w:rPr>
-            <w:lang w:val="ru_RU" w:bidi="ru_RU"/>
-          </w:rPr>
-          <w:rPr>
-            <w:color w:val="0000EE"/>
-            <w:u w:val="single"/>
-          </w:rPr>
-          <w:t>1Ин.2:2</w:t>
-        </w:r>
-      </w:hyperlink>
+      <w:r>
+        <w:rPr>
+          <w:lang w:val="ru_RU" w:bidi="ru_RU"/>
+        </w:rPr>
+        <w:t>1Ин.2:2</w:t>
+      </w:r>
       <w:r>
         <w:rPr>
           <w:lang w:val="ru_RU" w:bidi="ru_RU"/>
         </w:rPr>
         <w:t xml:space="preserve">; </w:t>
       </w:r>
-      <w:hyperlink r:id="rId66">
-        <w:r>
-          <w:rPr>
-            <w:lang w:val="ru_RU" w:bidi="ru_RU"/>
-          </w:rPr>
-          <w:rPr>
-            <w:color w:val="0000EE"/>
-            <w:u w:val="single"/>
-          </w:rPr>
-          <w:t>4:14</w:t>
-        </w:r>
-      </w:hyperlink>
+      <w:r>
+        <w:rPr>
+          <w:lang w:val="ru_RU" w:bidi="ru_RU"/>
+        </w:rPr>
+        <w:t>4:14</w:t>
+      </w:r>
       <w:r>
         <w:rPr>
           <w:lang w:val="ru_RU" w:bidi="ru_RU"/>
         </w:rPr>
         <w:t>). Более того, если любовь отсутствует в христианской общине, то она не будет проявлена и за её пределами, а значит, превратится в пустые слова (</w:t>
       </w:r>
-      <w:hyperlink r:id="rId67">
-        <w:r>
-          <w:rPr>
-            <w:lang w:val="ru_RU" w:bidi="ru_RU"/>
-          </w:rPr>
-          <w:rPr>
-            <w:color w:val="0000EE"/>
-            <w:u w:val="single"/>
-          </w:rPr>
-          <w:t>1Ин.3:18</w:t>
-        </w:r>
-      </w:hyperlink>
+      <w:r>
+        <w:rPr>
+          <w:lang w:val="ru_RU" w:bidi="ru_RU"/>
+        </w:rPr>
+        <w:t>1Ин.3:18</w:t>
+      </w:r>
       <w:r>
         <w:rPr>
           <w:lang w:val="ru_RU" w:bidi="ru_RU"/>
@@ -1708,54 +1354,36 @@
         </w:rPr>
         <w:t>В противовес самомнению гностического христианства, лишенному любви, Иоанн обеспокоен тем, чтобы основная заповедь о любви к Богу и к людям была критерием и наивысшим проявлением подлинной христианской жизни. И поэтому он не описывает в подробностях многогранные проявления любви. Описывая любовь в действии, Иоанн вспоминает слова Христа о том, чтобы «соблюдать заповеди» и о «полагать душу свою» за других (</w:t>
       </w:r>
-      <w:hyperlink r:id="rId68">
-        <w:r>
-          <w:rPr>
-            <w:lang w:val="ru_RU" w:bidi="ru_RU"/>
-          </w:rPr>
-          <w:rPr>
-            <w:color w:val="0000EE"/>
-            <w:u w:val="single"/>
-          </w:rPr>
-          <w:t>Ин.15:10, 13</w:t>
-        </w:r>
-      </w:hyperlink>
+      <w:r>
+        <w:rPr>
+          <w:lang w:val="ru_RU" w:bidi="ru_RU"/>
+        </w:rPr>
+        <w:t>Ин.15:10, 13</w:t>
+      </w:r>
       <w:r>
         <w:rPr>
           <w:lang w:val="ru_RU" w:bidi="ru_RU"/>
         </w:rPr>
         <w:t xml:space="preserve">; </w:t>
       </w:r>
-      <w:hyperlink r:id="rId57">
-        <w:r>
-          <w:rPr>
-            <w:lang w:val="ru_RU" w:bidi="ru_RU"/>
-          </w:rPr>
-          <w:rPr>
-            <w:color w:val="0000EE"/>
-            <w:u w:val="single"/>
-          </w:rPr>
-          <w:t>1Ин.3:16</w:t>
-        </w:r>
-      </w:hyperlink>
+      <w:r>
+        <w:rPr>
+          <w:lang w:val="ru_RU" w:bidi="ru_RU"/>
+        </w:rPr>
+        <w:t>1Ин.3:16</w:t>
+      </w:r>
       <w:r>
         <w:rPr>
           <w:lang w:val="ru_RU" w:bidi="ru_RU"/>
         </w:rPr>
         <w:t xml:space="preserve">). Апостол отдельно отмечает, что любовь внимательна к нужде брата и делится с ним своим достатком (ст. </w:t>
       </w:r>
-      <w:hyperlink r:id="rId69">
-        <w:r>
-          <w:rPr>
-            <w:lang w:val="ru_RU" w:bidi="ru_RU"/>
-          </w:rPr>
-          <w:rPr>
-            <w:color w:val="0000EE"/>
-            <w:u w:val="single"/>
-          </w:rPr>
-          <w:t>17</w:t>
-        </w:r>
-      </w:hyperlink>
+      <w:r>
+        <w:rPr>
+          <w:lang w:val="ru_RU" w:bidi="ru_RU"/>
+        </w:rPr>
+        <w:t>17</w:t>
+      </w:r>
       <w:r>
         <w:rPr>
           <w:lang w:val="ru_RU" w:bidi="ru_RU"/>
